--- a/00-首页/题组Word/初赛模拟卷/真题版式/初赛模拟卷O3（有机·学生版·真题版式）.docx
+++ b/00-首页/题组Word/初赛模拟卷/真题版式/初赛模拟卷O3（有机·学生版·真题版式）.docx
@@ -2,7 +2,7 @@
 <file path=word/document.xml><?xml version="1.0" encoding="utf-8"?>
 <w:document xmlns:w="http://schemas.openxmlformats.org/wordprocessingml/2006/main" xmlns:m="http://schemas.openxmlformats.org/officeDocument/2006/math" xmlns:r="http://schemas.openxmlformats.org/officeDocument/2006/relationships" xmlns:o="urn:schemas-microsoft-com:office:office" xmlns:v="urn:schemas-microsoft-com:vml" xmlns:w10="urn:schemas-microsoft-com:office:word" xmlns:a="http://schemas.openxmlformats.org/drawingml/2006/main" xmlns:pic="http://schemas.openxmlformats.org/drawingml/2006/picture" xmlns:wp="http://schemas.openxmlformats.org/drawingml/2006/wordprocessingDrawing">
   <w:body>
-    <w:bookmarkStart w:id="175" w:name="初赛模拟卷-o3有机"/>
+    <w:bookmarkStart w:id="178" w:name="初赛模拟卷-o3有机"/>
     <w:p>
       <w:pPr>
         <w:pStyle w:val="Heading1"/>
@@ -7234,7 +7234,7 @@
     </w:p>
     <w:bookmarkEnd w:id="107"/>
     <w:bookmarkEnd w:id="108"/>
-    <w:bookmarkStart w:id="174" w:name="第二部分-结构鉴定与立体化学第-610-题共-65-分"/>
+    <w:bookmarkStart w:id="177" w:name="第二部分-结构鉴定与立体化学第-610-题共-65-分"/>
     <w:p>
       <w:pPr>
         <w:pStyle w:val="Heading2"/>
@@ -9257,7 +9257,7 @@
       </w:r>
     </w:p>
     <w:bookmarkEnd w:id="140"/>
-    <w:bookmarkStart w:id="150" w:name="第-8-题13-分"/>
+    <w:bookmarkStart w:id="153" w:name="第-8-题13-分"/>
     <w:p>
       <w:pPr>
         <w:pStyle w:val="Heading3"/>
@@ -9298,162 +9298,6 @@
           <w:rFonts w:ascii="Times New Roman" w:hAnsi="Times New Roman" w:cs="Times New Roman" w:eastAsia="SimSun"/>
         </w:rPr>
         <w:t xml:space="preserve">氨基酸是一类重要的营养物质，是组成蛋白质的成分。下图中列举出了大多数动植物用于合</w:t>
-      </w:r>
-    </w:p>
-    <w:p>
-      <w:pPr>
-        <w:pStyle w:val="BodyText"/>
-        <w:spacing w:before="0" w:after="0" w:line="276" w:lineRule="auto"/>
-      </w:pPr>
-      <w:r>
-        <w:rPr>
-          <w:b/>
-          <w:bCs/>
-        </w:rPr>
-        <w:t xml:space="preserve">8-1</w:t>
-      </w:r>
-      <w:r>
-        <w:t xml:space="preserve"> </w:t>
-      </w:r>
-      <w:r>
-        <w:rPr>
-          <w:rFonts w:ascii="Times New Roman" w:hAnsi="Times New Roman" w:cs="Times New Roman" w:eastAsia="SimSun"/>
-        </w:rPr>
-        <w:t xml:space="preserve">对于组成生命体的大分子来说，手性是绕不开的话题。</w:t>
-      </w:r>
-    </w:p>
-    <w:p>
-      <w:pPr>
-        <w:pStyle w:val="BodyText"/>
-        <w:spacing w:before="0" w:after="0" w:line="276" w:lineRule="auto"/>
-      </w:pPr>
-      <w:r>
-        <w:rPr>
-          <w:b/>
-          <w:bCs/>
-        </w:rPr>
-        <w:t xml:space="preserve">8-1-1</w:t>
-      </w:r>
-      <w:r>
-        <w:t xml:space="preserve"> </w:t>
-      </w:r>
-      <w:r>
-        <w:rPr>
-          <w:rFonts w:ascii="Times New Roman" w:hAnsi="Times New Roman" w:cs="Times New Roman" w:eastAsia="SimSun"/>
-        </w:rPr>
-        <w:t xml:space="preserve">上图中_____(填写单字母缩写)无手性，其余</w:t>
-      </w:r>
-      <w:r>
-        <w:t xml:space="preserve"> 19 </w:t>
-      </w:r>
-      <w:r>
-        <w:rPr>
-          <w:rFonts w:ascii="Times New Roman" w:hAnsi="Times New Roman" w:cs="Times New Roman" w:eastAsia="SimSun"/>
-        </w:rPr>
-        <w:t xml:space="preserve">种都是_____-氨基酸(填“L”或“D”)。在这</w:t>
-      </w:r>
-      <w:r>
-        <w:t xml:space="preserve"> 19 </w:t>
-      </w:r>
-      <w:r>
-        <w:rPr>
-          <w:rFonts w:ascii="Times New Roman" w:hAnsi="Times New Roman" w:cs="Times New Roman" w:eastAsia="SimSun"/>
-        </w:rPr>
-        <w:t xml:space="preserve">种氨基酸中，有</w:t>
-      </w:r>
-      <w:r>
-        <w:t xml:space="preserve"> 18 </w:t>
-      </w:r>
-      <w:r>
-        <w:rPr>
-          <w:rFonts w:ascii="Times New Roman" w:hAnsi="Times New Roman" w:cs="Times New Roman" w:eastAsia="SimSun"/>
-        </w:rPr>
-        <w:t xml:space="preserve">种氨基酸的中心碳原子为</w:t>
-      </w:r>
-      <w:r>
-        <w:t xml:space="preserve"> S </w:t>
-      </w:r>
-      <w:r>
-        <w:rPr>
-          <w:rFonts w:ascii="Times New Roman" w:hAnsi="Times New Roman" w:cs="Times New Roman" w:eastAsia="SimSun"/>
-        </w:rPr>
-        <w:t xml:space="preserve">构型，仅有_____(填写单字母缩写)的中心碳原子为</w:t>
-      </w:r>
-      <w:r>
-        <w:t xml:space="preserve"> R </w:t>
-      </w:r>
-      <w:r>
-        <w:rPr>
-          <w:rFonts w:ascii="Times New Roman" w:hAnsi="Times New Roman" w:cs="Times New Roman" w:eastAsia="SimSun"/>
-        </w:rPr>
-        <w:t xml:space="preserve">构型。</w:t>
-      </w:r>
-    </w:p>
-    <w:p>
-      <w:pPr>
-        <w:pStyle w:val="BodyText"/>
-        <w:spacing w:before="0" w:after="0" w:line="276" w:lineRule="auto"/>
-      </w:pPr>
-      <w:r>
-        <w:rPr>
-          <w:b/>
-          <w:bCs/>
-        </w:rPr>
-        <w:t xml:space="preserve">8-1-2</w:t>
-      </w:r>
-      <w:r>
-        <w:t xml:space="preserve"> </w:t>
-      </w:r>
-      <w:r>
-        <w:rPr>
-          <w:rFonts w:ascii="Times New Roman" w:hAnsi="Times New Roman" w:cs="Times New Roman" w:eastAsia="SimSun"/>
-        </w:rPr>
-        <w:t xml:space="preserve">L-异亮氨酸（Ile，I）和</w:t>
-      </w:r>
-      <w:r>
-        <w:t xml:space="preserve"> </w:t>
-      </w:r>
-      <w:r>
-        <w:rPr>
-          <w:rFonts w:ascii="Times New Roman" w:hAnsi="Times New Roman" w:cs="Times New Roman" w:eastAsia="SimSun"/>
-        </w:rPr>
-        <w:t xml:space="preserve">L-苏氨酸（Thr，T）的侧基</w:t>
-      </w:r>
-      <w:r>
-        <w:t xml:space="preserve"> R </w:t>
-      </w:r>
-      <w:r>
-        <w:rPr>
-          <w:rFonts w:ascii="Times New Roman" w:hAnsi="Times New Roman" w:cs="Times New Roman" w:eastAsia="SimSun"/>
-        </w:rPr>
-        <w:t xml:space="preserve">上手性碳的绝对构型分别为</w:t>
-      </w:r>
-      <w:r>
-        <w:t xml:space="preserve"> </w:t>
-      </w:r>
-      <w:r>
-        <w:rPr>
-          <w:rFonts w:ascii="Times New Roman" w:hAnsi="Times New Roman" w:cs="Times New Roman" w:eastAsia="SimSun"/>
-        </w:rPr>
-        <w:t xml:space="preserve">S和</w:t>
-      </w:r>
-      <w:r>
-        <w:t xml:space="preserve"> </w:t>
-      </w:r>
-      <w:r>
-        <w:rPr>
-          <w:rFonts w:ascii="Times New Roman" w:hAnsi="Times New Roman" w:cs="Times New Roman" w:eastAsia="SimSun"/>
-        </w:rPr>
-        <w:t xml:space="preserve">R。据此，在以下</w:t>
-      </w:r>
-      <w:r>
-        <w:t xml:space="preserve"> Fischer </w:t>
-      </w:r>
-      <w:r>
-        <w:rPr>
-          <w:rFonts w:ascii="Times New Roman" w:hAnsi="Times New Roman" w:cs="Times New Roman" w:eastAsia="SimSun"/>
-        </w:rPr>
-        <w:t xml:space="preserve">投影式中补全二者的结构。</w:t>
       </w:r>
     </w:p>
     <w:p>
@@ -9466,20 +9310,226 @@
       <w:r>
         <w:drawing>
           <wp:inline>
-            <wp:extent cx="3024000" cy="1116169"/>
+            <wp:extent cx="2565902" cy="1872000"/>
             <wp:effectExtent b="0" l="0" r="0" t="0"/>
             <wp:docPr descr="" title="" id="142" name="Picture"/>
             <a:graphic>
               <a:graphicData uri="http://schemas.openxmlformats.org/drawingml/2006/picture">
                 <pic:pic>
                   <pic:nvPicPr>
-                    <pic:cNvPr descr="00787eb896e3bd81fceafe088e921cdc9238ba54e396a996b99b3e0b8d369b10.jpg" id="143" name="Picture"/>
+                    <pic:cNvPr descr="a4fe407935d1a752df26a75a8ffcde52758ade82a1f9c2c1d74b98b4e1d4d402.jpg" id="143" name="Picture"/>
                     <pic:cNvPicPr>
                       <a:picLocks noChangeArrowheads="1" noChangeAspect="1"/>
                     </pic:cNvPicPr>
                   </pic:nvPicPr>
                   <pic:blipFill>
                     <a:blip r:embed="rId141"/>
+                    <a:stretch>
+                      <a:fillRect/>
+                    </a:stretch>
+                  </pic:blipFill>
+                  <pic:spPr bwMode="auto">
+                    <a:xfrm>
+                      <a:off x="0" y="0"/>
+                      <a:ext cx="2565902" cy="1872000"/>
+                    </a:xfrm>
+                    <a:prstGeom prst="rect">
+                      <a:avLst/>
+                    </a:prstGeom>
+                    <a:noFill/>
+                    <a:ln w="9525">
+                      <a:noFill/>
+                      <a:headEnd/>
+                      <a:tailEnd/>
+                    </a:ln>
+                  </pic:spPr>
+                </pic:pic>
+              </a:graphicData>
+            </a:graphic>
+          </wp:inline>
+        </w:drawing>
+      </w:r>
+    </w:p>
+    <w:p>
+      <w:pPr>
+        <w:pStyle w:val="BodyText"/>
+        <w:spacing w:before="0" w:after="0" w:line="276" w:lineRule="auto"/>
+      </w:pPr>
+      <w:r>
+        <w:rPr>
+          <w:b/>
+          <w:bCs/>
+        </w:rPr>
+        <w:t xml:space="preserve">8-1</w:t>
+      </w:r>
+      <w:r>
+        <w:t xml:space="preserve"> </w:t>
+      </w:r>
+      <w:r>
+        <w:rPr>
+          <w:rFonts w:ascii="Times New Roman" w:hAnsi="Times New Roman" w:cs="Times New Roman" w:eastAsia="SimSun"/>
+        </w:rPr>
+        <w:t xml:space="preserve">对于组成生命体的大分子来说，手性是绕不开的话题。</w:t>
+      </w:r>
+    </w:p>
+    <w:p>
+      <w:pPr>
+        <w:pStyle w:val="BodyText"/>
+        <w:spacing w:before="0" w:after="0" w:line="276" w:lineRule="auto"/>
+      </w:pPr>
+      <w:r>
+        <w:rPr>
+          <w:b/>
+          <w:bCs/>
+        </w:rPr>
+        <w:t xml:space="preserve">8-1-1</w:t>
+      </w:r>
+      <w:r>
+        <w:t xml:space="preserve"> </w:t>
+      </w:r>
+      <w:r>
+        <w:rPr>
+          <w:rFonts w:ascii="Times New Roman" w:hAnsi="Times New Roman" w:cs="Times New Roman" w:eastAsia="SimSun"/>
+        </w:rPr>
+        <w:t xml:space="preserve">上图中_____(填写单字母缩写)无手性，其余</w:t>
+      </w:r>
+      <w:r>
+        <w:t xml:space="preserve"> 19 </w:t>
+      </w:r>
+      <w:r>
+        <w:rPr>
+          <w:rFonts w:ascii="Times New Roman" w:hAnsi="Times New Roman" w:cs="Times New Roman" w:eastAsia="SimSun"/>
+        </w:rPr>
+        <w:t xml:space="preserve">种都是_____-氨基酸(填“L”或“D”)。在这</w:t>
+      </w:r>
+      <w:r>
+        <w:t xml:space="preserve"> 19 </w:t>
+      </w:r>
+      <w:r>
+        <w:rPr>
+          <w:rFonts w:ascii="Times New Roman" w:hAnsi="Times New Roman" w:cs="Times New Roman" w:eastAsia="SimSun"/>
+        </w:rPr>
+        <w:t xml:space="preserve">种氨基酸中，有</w:t>
+      </w:r>
+      <w:r>
+        <w:t xml:space="preserve"> 18 </w:t>
+      </w:r>
+      <w:r>
+        <w:rPr>
+          <w:rFonts w:ascii="Times New Roman" w:hAnsi="Times New Roman" w:cs="Times New Roman" w:eastAsia="SimSun"/>
+        </w:rPr>
+        <w:t xml:space="preserve">种氨基酸的中心碳原子为</w:t>
+      </w:r>
+      <w:r>
+        <w:t xml:space="preserve"> S </w:t>
+      </w:r>
+      <w:r>
+        <w:rPr>
+          <w:rFonts w:ascii="Times New Roman" w:hAnsi="Times New Roman" w:cs="Times New Roman" w:eastAsia="SimSun"/>
+        </w:rPr>
+        <w:t xml:space="preserve">构型，仅有_____(填写单字母缩写)的中心碳原子为</w:t>
+      </w:r>
+      <w:r>
+        <w:t xml:space="preserve"> R </w:t>
+      </w:r>
+      <w:r>
+        <w:rPr>
+          <w:rFonts w:ascii="Times New Roman" w:hAnsi="Times New Roman" w:cs="Times New Roman" w:eastAsia="SimSun"/>
+        </w:rPr>
+        <w:t xml:space="preserve">构型。</w:t>
+      </w:r>
+    </w:p>
+    <w:p>
+      <w:pPr>
+        <w:pStyle w:val="BodyText"/>
+        <w:spacing w:before="0" w:after="0" w:line="276" w:lineRule="auto"/>
+      </w:pPr>
+      <w:r>
+        <w:rPr>
+          <w:b/>
+          <w:bCs/>
+        </w:rPr>
+        <w:t xml:space="preserve">8-1-2</w:t>
+      </w:r>
+      <w:r>
+        <w:t xml:space="preserve"> </w:t>
+      </w:r>
+      <w:r>
+        <w:rPr>
+          <w:rFonts w:ascii="Times New Roman" w:hAnsi="Times New Roman" w:cs="Times New Roman" w:eastAsia="SimSun"/>
+        </w:rPr>
+        <w:t xml:space="preserve">L-异亮氨酸（Ile，I）和</w:t>
+      </w:r>
+      <w:r>
+        <w:t xml:space="preserve"> </w:t>
+      </w:r>
+      <w:r>
+        <w:rPr>
+          <w:rFonts w:ascii="Times New Roman" w:hAnsi="Times New Roman" w:cs="Times New Roman" w:eastAsia="SimSun"/>
+        </w:rPr>
+        <w:t xml:space="preserve">L-苏氨酸（Thr，T）的侧基</w:t>
+      </w:r>
+      <w:r>
+        <w:t xml:space="preserve"> R </w:t>
+      </w:r>
+      <w:r>
+        <w:rPr>
+          <w:rFonts w:ascii="Times New Roman" w:hAnsi="Times New Roman" w:cs="Times New Roman" w:eastAsia="SimSun"/>
+        </w:rPr>
+        <w:t xml:space="preserve">上手性碳的绝对构型分别为</w:t>
+      </w:r>
+      <w:r>
+        <w:t xml:space="preserve"> </w:t>
+      </w:r>
+      <w:r>
+        <w:rPr>
+          <w:rFonts w:ascii="Times New Roman" w:hAnsi="Times New Roman" w:cs="Times New Roman" w:eastAsia="SimSun"/>
+        </w:rPr>
+        <w:t xml:space="preserve">S和</w:t>
+      </w:r>
+      <w:r>
+        <w:t xml:space="preserve"> </w:t>
+      </w:r>
+      <w:r>
+        <w:rPr>
+          <w:rFonts w:ascii="Times New Roman" w:hAnsi="Times New Roman" w:cs="Times New Roman" w:eastAsia="SimSun"/>
+        </w:rPr>
+        <w:t xml:space="preserve">R。据此，在以下</w:t>
+      </w:r>
+      <w:r>
+        <w:t xml:space="preserve"> Fischer </w:t>
+      </w:r>
+      <w:r>
+        <w:rPr>
+          <w:rFonts w:ascii="Times New Roman" w:hAnsi="Times New Roman" w:cs="Times New Roman" w:eastAsia="SimSun"/>
+        </w:rPr>
+        <w:t xml:space="preserve">投影式中补全二者的结构。</w:t>
+      </w:r>
+    </w:p>
+    <w:p>
+      <w:pPr>
+        <w:pStyle w:val="BodyText"/>
+        <w:keepNext/>
+        <w:spacing w:before="120" w:after="40" w:line="240" w:lineRule="auto"/>
+        <w:jc w:val="center"/>
+      </w:pPr>
+      <w:r>
+        <w:drawing>
+          <wp:inline>
+            <wp:extent cx="3024000" cy="1116169"/>
+            <wp:effectExtent b="0" l="0" r="0" t="0"/>
+            <wp:docPr descr="" title="" id="145" name="Picture"/>
+            <a:graphic>
+              <a:graphicData uri="http://schemas.openxmlformats.org/drawingml/2006/picture">
+                <pic:pic>
+                  <pic:nvPicPr>
+                    <pic:cNvPr descr="00787eb896e3bd81fceafe088e921cdc9238ba54e396a996b99b3e0b8d369b10.jpg" id="146" name="Picture"/>
+                    <pic:cNvPicPr>
+                      <a:picLocks noChangeArrowheads="1" noChangeAspect="1"/>
+                    </pic:cNvPicPr>
+                  </pic:nvPicPr>
+                  <pic:blipFill>
+                    <a:blip r:embed="rId144"/>
                     <a:stretch>
                       <a:fillRect/>
                     </a:stretch>
@@ -9637,18 +9687,18 @@
           <wp:inline>
             <wp:extent cx="3024000" cy="912123"/>
             <wp:effectExtent b="0" l="0" r="0" t="0"/>
-            <wp:docPr descr="" title="" id="145" name="Picture"/>
+            <wp:docPr descr="" title="" id="148" name="Picture"/>
             <a:graphic>
               <a:graphicData uri="http://schemas.openxmlformats.org/drawingml/2006/picture">
                 <pic:pic>
                   <pic:nvPicPr>
-                    <pic:cNvPr descr="0a065fc3303a5cb7390f0b408488d5de09839548135ccceee865afb41d8fba69.jpg" id="146" name="Picture"/>
+                    <pic:cNvPr descr="0a065fc3303a5cb7390f0b408488d5de09839548135ccceee865afb41d8fba69.jpg" id="149" name="Picture"/>
                     <pic:cNvPicPr>
                       <a:picLocks noChangeArrowheads="1" noChangeAspect="1"/>
                     </pic:cNvPicPr>
                   </pic:nvPicPr>
                   <pic:blipFill>
-                    <a:blip r:embed="rId144"/>
+                    <a:blip r:embed="rId147"/>
                     <a:stretch>
                       <a:fillRect/>
                     </a:stretch>
@@ -9718,18 +9768,18 @@
           <wp:inline>
             <wp:extent cx="3024000" cy="679142"/>
             <wp:effectExtent b="0" l="0" r="0" t="0"/>
-            <wp:docPr descr="" title="" id="148" name="Picture"/>
+            <wp:docPr descr="" title="" id="151" name="Picture"/>
             <a:graphic>
               <a:graphicData uri="http://schemas.openxmlformats.org/drawingml/2006/picture">
                 <pic:pic>
                   <pic:nvPicPr>
-                    <pic:cNvPr descr="ce3194de4c03b31b99852b529276392f49d9c9044ba4372d183c5cab09430f79.jpg" id="149" name="Picture"/>
+                    <pic:cNvPr descr="ce3194de4c03b31b99852b529276392f49d9c9044ba4372d183c5cab09430f79.jpg" id="152" name="Picture"/>
                     <pic:cNvPicPr>
                       <a:picLocks noChangeArrowheads="1" noChangeAspect="1"/>
                     </pic:cNvPicPr>
                   </pic:nvPicPr>
                   <pic:blipFill>
-                    <a:blip r:embed="rId147"/>
+                    <a:blip r:embed="rId150"/>
                     <a:stretch>
                       <a:fillRect/>
                     </a:stretch>
@@ -10080,8 +10130,8 @@
         <w:t xml:space="preserve">的结构简式。</w:t>
       </w:r>
     </w:p>
-    <w:bookmarkEnd w:id="150"/>
-    <w:bookmarkStart w:id="169" w:name="第-9-题13-分"/>
+    <w:bookmarkEnd w:id="153"/>
+    <w:bookmarkStart w:id="172" w:name="第-9-题13-分"/>
     <w:p>
       <w:pPr>
         <w:pStyle w:val="Heading3"/>
@@ -10321,18 +10371,18 @@
           <wp:inline>
             <wp:extent cx="3024000" cy="879224"/>
             <wp:effectExtent b="0" l="0" r="0" t="0"/>
-            <wp:docPr descr="" title="" id="152" name="Picture"/>
+            <wp:docPr descr="" title="" id="155" name="Picture"/>
             <a:graphic>
               <a:graphicData uri="http://schemas.openxmlformats.org/drawingml/2006/picture">
                 <pic:pic>
                   <pic:nvPicPr>
-                    <pic:cNvPr descr="4c7613c0e7619b128f1b360efe1dcbf6bc898d22189340a2a1e3cbf3c3b8ad44.jpg" id="153" name="Picture"/>
+                    <pic:cNvPr descr="4c7613c0e7619b128f1b360efe1dcbf6bc898d22189340a2a1e3cbf3c3b8ad44.jpg" id="156" name="Picture"/>
                     <pic:cNvPicPr>
                       <a:picLocks noChangeArrowheads="1" noChangeAspect="1"/>
                     </pic:cNvPicPr>
                   </pic:nvPicPr>
                   <pic:blipFill>
-                    <a:blip r:embed="rId151"/>
+                    <a:blip r:embed="rId154"/>
                     <a:stretch>
                       <a:fillRect/>
                     </a:stretch>
@@ -10521,18 +10571,18 @@
           <wp:inline>
             <wp:extent cx="3024000" cy="1159415"/>
             <wp:effectExtent b="0" l="0" r="0" t="0"/>
-            <wp:docPr descr="" title="" id="155" name="Picture"/>
+            <wp:docPr descr="" title="" id="158" name="Picture"/>
             <a:graphic>
               <a:graphicData uri="http://schemas.openxmlformats.org/drawingml/2006/picture">
                 <pic:pic>
                   <pic:nvPicPr>
-                    <pic:cNvPr descr="791c09262731193ce212039f8f66ff091813c5f5ccd100f1a41cc3f1fdaeb54f.jpg" id="156" name="Picture"/>
+                    <pic:cNvPr descr="791c09262731193ce212039f8f66ff091813c5f5ccd100f1a41cc3f1fdaeb54f.jpg" id="159" name="Picture"/>
                     <pic:cNvPicPr>
                       <a:picLocks noChangeArrowheads="1" noChangeAspect="1"/>
                     </pic:cNvPicPr>
                   </pic:nvPicPr>
                   <pic:blipFill>
-                    <a:blip r:embed="rId154"/>
+                    <a:blip r:embed="rId157"/>
                     <a:stretch>
                       <a:fillRect/>
                     </a:stretch>
@@ -10874,18 +10924,18 @@
           <wp:inline>
             <wp:extent cx="3024000" cy="460273"/>
             <wp:effectExtent b="0" l="0" r="0" t="0"/>
-            <wp:docPr descr="" title="" id="158" name="Picture"/>
+            <wp:docPr descr="" title="" id="161" name="Picture"/>
             <a:graphic>
               <a:graphicData uri="http://schemas.openxmlformats.org/drawingml/2006/picture">
                 <pic:pic>
                   <pic:nvPicPr>
-                    <pic:cNvPr descr="55e026e7002a862a117912f608550f49ea0e67a8fcd78b330593c18fd2241f80.jpg" id="159" name="Picture"/>
+                    <pic:cNvPr descr="55e026e7002a862a117912f608550f49ea0e67a8fcd78b330593c18fd2241f80.jpg" id="162" name="Picture"/>
                     <pic:cNvPicPr>
                       <a:picLocks noChangeArrowheads="1" noChangeAspect="1"/>
                     </pic:cNvPicPr>
                   </pic:nvPicPr>
                   <pic:blipFill>
-                    <a:blip r:embed="rId157"/>
+                    <a:blip r:embed="rId160"/>
                     <a:stretch>
                       <a:fillRect/>
                     </a:stretch>
@@ -11059,18 +11109,18 @@
           <wp:inline>
             <wp:extent cx="3024000" cy="1188923"/>
             <wp:effectExtent b="0" l="0" r="0" t="0"/>
-            <wp:docPr descr="" title="" id="161" name="Picture"/>
+            <wp:docPr descr="" title="" id="164" name="Picture"/>
             <a:graphic>
               <a:graphicData uri="http://schemas.openxmlformats.org/drawingml/2006/picture">
                 <pic:pic>
                   <pic:nvPicPr>
-                    <pic:cNvPr descr="412f90d355ff2fbe75392e7de70e9453f5dce756af998001e90adf34f58a5b35.jpg" id="162" name="Picture"/>
+                    <pic:cNvPr descr="412f90d355ff2fbe75392e7de70e9453f5dce756af998001e90adf34f58a5b35.jpg" id="165" name="Picture"/>
                     <pic:cNvPicPr>
                       <a:picLocks noChangeArrowheads="1" noChangeAspect="1"/>
                     </pic:cNvPicPr>
                   </pic:nvPicPr>
                   <pic:blipFill>
-                    <a:blip r:embed="rId160"/>
+                    <a:blip r:embed="rId163"/>
                     <a:stretch>
                       <a:fillRect/>
                     </a:stretch>
@@ -11181,18 +11231,18 @@
           <wp:inline>
             <wp:extent cx="1987438" cy="2160000"/>
             <wp:effectExtent b="0" l="0" r="0" t="0"/>
-            <wp:docPr descr="" title="" id="164" name="Picture"/>
+            <wp:docPr descr="" title="" id="167" name="Picture"/>
             <a:graphic>
               <a:graphicData uri="http://schemas.openxmlformats.org/drawingml/2006/picture">
                 <pic:pic>
                   <pic:nvPicPr>
-                    <pic:cNvPr descr="8538f07a5f16b93b23421b0e94e503e8e72b63410ed960853c99f5dbd9bc7134.jpg" id="165" name="Picture"/>
+                    <pic:cNvPr descr="8538f07a5f16b93b23421b0e94e503e8e72b63410ed960853c99f5dbd9bc7134.jpg" id="168" name="Picture"/>
                     <pic:cNvPicPr>
                       <a:picLocks noChangeArrowheads="1" noChangeAspect="1"/>
                     </pic:cNvPicPr>
                   </pic:nvPicPr>
                   <pic:blipFill>
-                    <a:blip r:embed="rId163"/>
+                    <a:blip r:embed="rId166"/>
                     <a:stretch>
                       <a:fillRect/>
                     </a:stretch>
@@ -11312,18 +11362,18 @@
           <wp:inline>
             <wp:extent cx="1981199" cy="2084832"/>
             <wp:effectExtent b="0" l="0" r="0" t="0"/>
-            <wp:docPr descr="" title="" id="167" name="Picture"/>
+            <wp:docPr descr="" title="" id="170" name="Picture"/>
             <a:graphic>
               <a:graphicData uri="http://schemas.openxmlformats.org/drawingml/2006/picture">
                 <pic:pic>
                   <pic:nvPicPr>
-                    <pic:cNvPr descr="5774817e748d4fe8ed613c5c25a032dc19c57ef5e33d5ba43f467368dfb685e5.jpg" id="168" name="Picture"/>
+                    <pic:cNvPr descr="5774817e748d4fe8ed613c5c25a032dc19c57ef5e33d5ba43f467368dfb685e5.jpg" id="171" name="Picture"/>
                     <pic:cNvPicPr>
                       <a:picLocks noChangeArrowheads="1" noChangeAspect="1"/>
                     </pic:cNvPicPr>
                   </pic:nvPicPr>
                   <pic:blipFill>
-                    <a:blip r:embed="rId166"/>
+                    <a:blip r:embed="rId169"/>
                     <a:stretch>
                       <a:fillRect/>
                     </a:stretch>
@@ -11431,8 +11481,8 @@
         <w:t xml:space="preserve">通过一个关键中间体和必要的文字解释上述两小问选择的理由。</w:t>
       </w:r>
     </w:p>
-    <w:bookmarkEnd w:id="169"/>
-    <w:bookmarkStart w:id="173" w:name="第-10-题13-分"/>
+    <w:bookmarkEnd w:id="172"/>
+    <w:bookmarkStart w:id="176" w:name="第-10-题13-分"/>
     <w:p>
       <w:pPr>
         <w:pStyle w:val="Heading3"/>
@@ -11487,18 +11537,18 @@
           <wp:inline>
             <wp:extent cx="3024000" cy="695021"/>
             <wp:effectExtent b="0" l="0" r="0" t="0"/>
-            <wp:docPr descr="" title="" id="171" name="Picture"/>
+            <wp:docPr descr="" title="" id="174" name="Picture"/>
             <a:graphic>
               <a:graphicData uri="http://schemas.openxmlformats.org/drawingml/2006/picture">
                 <pic:pic>
                   <pic:nvPicPr>
-                    <pic:cNvPr descr="100afc65351843e76b37a93aaeba4927061ef30acece61938932ad753cca1525.jpg" id="172" name="Picture"/>
+                    <pic:cNvPr descr="100afc65351843e76b37a93aaeba4927061ef30acece61938932ad753cca1525.jpg" id="175" name="Picture"/>
                     <pic:cNvPicPr>
                       <a:picLocks noChangeArrowheads="1" noChangeAspect="1"/>
                     </pic:cNvPicPr>
                   </pic:nvPicPr>
                   <pic:blipFill>
-                    <a:blip r:embed="rId170"/>
+                    <a:blip r:embed="rId173"/>
                     <a:stretch>
                       <a:fillRect/>
                     </a:stretch>
@@ -13120,9 +13170,9 @@
         <w:t xml:space="preserve">Me，甲基；Et，乙基；Pr，丙基；Bu，丁基；Ph，苯基；Ac，乙酰基；Ts，对甲苯磺酰基；Cy，环己基；THF，四氢呋喃；TMS，三甲基硅基；Ms，甲磺酰基；TFA，三氟乙酸；TFAA，三氟乙酸酐；Naph，萘；mes，2,4,6-三甲基苯基；DMAD，丁炔二酸二甲酯；pEP，对乙炔基苯基；Dipp，2,6-二异丙基苯基；Fc，二茂铁基；DIPEA，二异丙基乙基胺；KHMDS，双(三甲基硅烷基)氨基钾；DMSO，二甲亚砜；18-c-6，18-冠-6；toluene，甲苯；TBDMS，叔丁基二甲基硅基；DTBMP，2,6-二叔丁基-4-甲基吡啶</w:t>
       </w:r>
     </w:p>
-    <w:bookmarkEnd w:id="173"/>
-    <w:bookmarkEnd w:id="174"/>
-    <w:bookmarkEnd w:id="175"/>
+    <w:bookmarkEnd w:id="176"/>
+    <w:bookmarkEnd w:id="177"/>
+    <w:bookmarkEnd w:id="178"/>
     <w:sectPr>
       <w:footerReference r:id="rId9" w:type="default"/>
       <w:headerReference r:id="rId10" w:type="default"/>
